--- a/sources/veille/2026-09-02_veille_SERAFIN-PH.docx
+++ b/sources/veille/2026-09-02_veille_SERAFIN-PH.docx
@@ -234,44 +234,61 @@
               <w:spacing w:after="40" w:before="40"/>
               <w:jc w:val="left"/>
             </w:pPr>
-            <w:r>
-              <w:rPr>
-                <w:rFonts w:ascii="Calibri" w:cs="Calibri" w:eastAsia="Calibri" w:hAnsi="Calibri"/>
-                <w:b w:val="false"/>
-                <w:bCs w:val="false"/>
-                <w:color w:val="1F2937"/>
-                <w:sz w:val="20"/>
-                <w:szCs w:val="20"/>
-              </w:rPr>
-              <w:t xml:space="preserve">handicap.gouv.fr — 14e comité stratégique</w:t>
-            </w:r>
-          </w:p>
-        </w:tc>
-        <w:tc>
-          <w:tcPr>
-            <w:tcMar>
-              <w:top w:type="dxa" w:w="60"/>
-              <w:left w:type="dxa" w:w="100"/>
-              <w:bottom w:type="dxa" w:w="60"/>
-              <w:right w:type="dxa" w:w="100"/>
-            </w:tcMar>
-          </w:tcPr>
-          <w:p>
-            <w:pPr>
-              <w:spacing w:after="40" w:before="40"/>
-              <w:jc w:val="left"/>
-            </w:pPr>
-            <w:r>
-              <w:rPr>
-                <w:rFonts w:ascii="Calibri" w:cs="Calibri" w:eastAsia="Calibri" w:hAnsi="Calibri"/>
-                <w:b w:val="false"/>
-                <w:bCs w:val="false"/>
-                <w:color w:val="1F2937"/>
-                <w:sz w:val="20"/>
-                <w:szCs w:val="20"/>
-              </w:rPr>
-              <w:t xml:space="preserve">handicap.gouv.fr/reforme-tarifaire-des-esms-serafin-ph-14e-reunion-du-comite-strategique</w:t>
-            </w:r>
+            <w:hyperlink w:history="1" r:id="rIdc142026">
+              <w:r>
+                <w:rPr>
+                  <w:rFonts w:ascii="Calibri" w:cs="Calibri" w:eastAsia="Calibri" w:hAnsi="Calibri"/>
+                  <w:b w:val="false"/>
+                  <w:bCs w:val="false"/>
+                  <w:sz w:val="20"/>
+                  <w:szCs w:val="20"/>
+                  <w:color w:val="1155CC"/>
+                  <w:u w:val="single"/>
+                </w:rPr>
+                <w:t xml:space="preserve">handicap.gouv.fr</w:t>
+              </w:r>
+            </w:hyperlink>
+            <w:r>
+              <w:rPr>
+                <w:rFonts w:ascii="Calibri" w:cs="Calibri" w:eastAsia="Calibri" w:hAnsi="Calibri"/>
+                <w:b w:val="false"/>
+                <w:bCs w:val="false"/>
+                <w:color w:val="1F2937"/>
+                <w:sz w:val="20"/>
+                <w:szCs w:val="20"/>
+              </w:rPr>
+              <w:t xml:space="preserve"> — 14e comité stratégique</w:t>
+            </w:r>
+          </w:p>
+        </w:tc>
+        <w:tc>
+          <w:tcPr>
+            <w:tcMar>
+              <w:top w:type="dxa" w:w="60"/>
+              <w:left w:type="dxa" w:w="100"/>
+              <w:bottom w:type="dxa" w:w="60"/>
+              <w:right w:type="dxa" w:w="100"/>
+            </w:tcMar>
+          </w:tcPr>
+          <w:p>
+            <w:pPr>
+              <w:spacing w:after="40" w:before="40"/>
+              <w:jc w:val="left"/>
+            </w:pPr>
+            <w:hyperlink w:history="1" r:id="rIdc142026">
+              <w:r>
+                <w:rPr>
+                  <w:rFonts w:ascii="Calibri" w:cs="Calibri" w:eastAsia="Calibri" w:hAnsi="Calibri"/>
+                  <w:b w:val="false"/>
+                  <w:bCs w:val="false"/>
+                  <w:sz w:val="20"/>
+                  <w:szCs w:val="20"/>
+                  <w:color w:val="1155CC"/>
+                  <w:u w:val="single"/>
+                </w:rPr>
+                <w:t xml:space="preserve">handicap.gouv.fr/reforme-tarifaire-des-esms-serafin-ph-14e-reunion-du-comite-strategique</w:t>
+              </w:r>
+            </w:hyperlink>
           </w:p>
         </w:tc>
         <w:tc>
@@ -345,16 +362,30 @@
               <w:spacing w:after="40" w:before="40"/>
               <w:jc w:val="left"/>
             </w:pPr>
-            <w:r>
-              <w:rPr>
-                <w:rFonts w:ascii="Calibri" w:cs="Calibri" w:eastAsia="Calibri" w:hAnsi="Calibri"/>
-                <w:b w:val="false"/>
-                <w:bCs w:val="false"/>
-                <w:color w:val="1F2937"/>
-                <w:sz w:val="20"/>
-                <w:szCs w:val="20"/>
-              </w:rPr>
-              <w:t xml:space="preserve">cnsa.fr — Recueil PH 2026</w:t>
+            <w:hyperlink w:history="1" r:id="rIdcnsa_page2026">
+              <w:r>
+                <w:rPr>
+                  <w:rFonts w:ascii="Calibri" w:cs="Calibri" w:eastAsia="Calibri" w:hAnsi="Calibri"/>
+                  <w:b w:val="false"/>
+                  <w:bCs w:val="false"/>
+                  <w:sz w:val="20"/>
+                  <w:szCs w:val="20"/>
+                  <w:color w:val="1155CC"/>
+                  <w:u w:val="single"/>
+                </w:rPr>
+                <w:t xml:space="preserve">cnsa.fr</w:t>
+              </w:r>
+            </w:hyperlink>
+            <w:r>
+              <w:rPr>
+                <w:rFonts w:ascii="Calibri" w:cs="Calibri" w:eastAsia="Calibri" w:hAnsi="Calibri"/>
+                <w:b w:val="false"/>
+                <w:bCs w:val="false"/>
+                <w:color w:val="1F2937"/>
+                <w:sz w:val="20"/>
+                <w:szCs w:val="20"/>
+              </w:rPr>
+              <w:t xml:space="preserve"> — Recueil PH 2026</w:t>
             </w:r>
           </w:p>
         </w:tc>
@@ -373,17 +404,20 @@
               <w:spacing w:after="40" w:before="40"/>
               <w:jc w:val="left"/>
             </w:pPr>
-            <w:r>
-              <w:rPr>
-                <w:rFonts w:ascii="Calibri" w:cs="Calibri" w:eastAsia="Calibri" w:hAnsi="Calibri"/>
-                <w:b w:val="false"/>
-                <w:bCs w:val="false"/>
-                <w:color w:val="1F2937"/>
-                <w:sz w:val="20"/>
-                <w:szCs w:val="20"/>
-              </w:rPr>
-              <w:t xml:space="preserve">cnsa.fr/actualites/serafin-ph-preparation-du-recueil-dinformations-ph-2026</w:t>
-            </w:r>
+            <w:hyperlink w:history="1" r:id="rIdcnsa_actu2026">
+              <w:r>
+                <w:rPr>
+                  <w:rFonts w:ascii="Calibri" w:cs="Calibri" w:eastAsia="Calibri" w:hAnsi="Calibri"/>
+                  <w:b w:val="false"/>
+                  <w:bCs w:val="false"/>
+                  <w:sz w:val="20"/>
+                  <w:szCs w:val="20"/>
+                  <w:color w:val="1155CC"/>
+                  <w:u w:val="single"/>
+                </w:rPr>
+                <w:t xml:space="preserve">cnsa.fr/actualites/serafin-ph-preparation-du-recueil-dinformations-ph-2026</w:t>
+              </w:r>
+            </w:hyperlink>
           </w:p>
         </w:tc>
         <w:tc>
@@ -458,44 +492,61 @@
               <w:spacing w:after="40" w:before="40"/>
               <w:jc w:val="left"/>
             </w:pPr>
-            <w:r>
-              <w:rPr>
-                <w:rFonts w:ascii="Calibri" w:cs="Calibri" w:eastAsia="Calibri" w:hAnsi="Calibri"/>
-                <w:b w:val="false"/>
-                <w:bCs w:val="false"/>
-                <w:color w:val="1F2937"/>
-                <w:sz w:val="20"/>
-                <w:szCs w:val="20"/>
-              </w:rPr>
-              <w:t xml:space="preserve">cnsa.fr — Page SERAFIN-PH</w:t>
-            </w:r>
-          </w:p>
-        </w:tc>
-        <w:tc>
-          <w:tcPr>
-            <w:tcMar>
-              <w:top w:type="dxa" w:w="60"/>
-              <w:left w:type="dxa" w:w="100"/>
-              <w:bottom w:type="dxa" w:w="60"/>
-              <w:right w:type="dxa" w:w="100"/>
-            </w:tcMar>
-          </w:tcPr>
-          <w:p>
-            <w:pPr>
-              <w:spacing w:after="40" w:before="40"/>
-              <w:jc w:val="left"/>
-            </w:pPr>
-            <w:r>
-              <w:rPr>
-                <w:rFonts w:ascii="Calibri" w:cs="Calibri" w:eastAsia="Calibri" w:hAnsi="Calibri"/>
-                <w:b w:val="false"/>
-                <w:bCs w:val="false"/>
-                <w:color w:val="1F2937"/>
-                <w:sz w:val="20"/>
-                <w:szCs w:val="20"/>
-              </w:rPr>
-              <w:t xml:space="preserve">cnsa.fr/budget-et-financement/serafin-PH</w:t>
-            </w:r>
+            <w:hyperlink w:history="1" r:id="rIdcnsa_page2026">
+              <w:r>
+                <w:rPr>
+                  <w:rFonts w:ascii="Calibri" w:cs="Calibri" w:eastAsia="Calibri" w:hAnsi="Calibri"/>
+                  <w:b w:val="false"/>
+                  <w:bCs w:val="false"/>
+                  <w:sz w:val="20"/>
+                  <w:szCs w:val="20"/>
+                  <w:color w:val="1155CC"/>
+                  <w:u w:val="single"/>
+                </w:rPr>
+                <w:t xml:space="preserve">cnsa.fr</w:t>
+              </w:r>
+            </w:hyperlink>
+            <w:r>
+              <w:rPr>
+                <w:rFonts w:ascii="Calibri" w:cs="Calibri" w:eastAsia="Calibri" w:hAnsi="Calibri"/>
+                <w:b w:val="false"/>
+                <w:bCs w:val="false"/>
+                <w:color w:val="1F2937"/>
+                <w:sz w:val="20"/>
+                <w:szCs w:val="20"/>
+              </w:rPr>
+              <w:t xml:space="preserve"> — Page SERAFIN-PH</w:t>
+            </w:r>
+          </w:p>
+        </w:tc>
+        <w:tc>
+          <w:tcPr>
+            <w:tcMar>
+              <w:top w:type="dxa" w:w="60"/>
+              <w:left w:type="dxa" w:w="100"/>
+              <w:bottom w:type="dxa" w:w="60"/>
+              <w:right w:type="dxa" w:w="100"/>
+            </w:tcMar>
+          </w:tcPr>
+          <w:p>
+            <w:pPr>
+              <w:spacing w:after="40" w:before="40"/>
+              <w:jc w:val="left"/>
+            </w:pPr>
+            <w:hyperlink w:history="1" r:id="rIdcnsa_page2026">
+              <w:r>
+                <w:rPr>
+                  <w:rFonts w:ascii="Calibri" w:cs="Calibri" w:eastAsia="Calibri" w:hAnsi="Calibri"/>
+                  <w:b w:val="false"/>
+                  <w:bCs w:val="false"/>
+                  <w:sz w:val="20"/>
+                  <w:szCs w:val="20"/>
+                  <w:color w:val="1155CC"/>
+                  <w:u w:val="single"/>
+                </w:rPr>
+                <w:t xml:space="preserve">cnsa.fr/budget-et-financement/serafin-PH</w:t>
+              </w:r>
+            </w:hyperlink>
           </w:p>
         </w:tc>
         <w:tc>
@@ -569,16 +620,30 @@
               <w:spacing w:after="40" w:before="40"/>
               <w:jc w:val="left"/>
             </w:pPr>
-            <w:r>
-              <w:rPr>
-                <w:rFonts w:ascii="Calibri" w:cs="Calibri" w:eastAsia="Calibri" w:hAnsi="Calibri"/>
-                <w:b w:val="false"/>
-                <w:bCs w:val="false"/>
-                <w:color w:val="1F2937"/>
-                <w:sz w:val="20"/>
-                <w:szCs w:val="20"/>
-              </w:rPr>
-              <w:t xml:space="preserve">qualineo.io — Décret mai 2026 (source secondaire)</w:t>
+            <w:hyperlink w:history="1" r:id="rIdqual2026">
+              <w:r>
+                <w:rPr>
+                  <w:rFonts w:ascii="Calibri" w:cs="Calibri" w:eastAsia="Calibri" w:hAnsi="Calibri"/>
+                  <w:b w:val="false"/>
+                  <w:bCs w:val="false"/>
+                  <w:sz w:val="20"/>
+                  <w:szCs w:val="20"/>
+                  <w:color w:val="1155CC"/>
+                  <w:u w:val="single"/>
+                </w:rPr>
+                <w:t xml:space="preserve">qualineo.io</w:t>
+              </w:r>
+            </w:hyperlink>
+            <w:r>
+              <w:rPr>
+                <w:rFonts w:ascii="Calibri" w:cs="Calibri" w:eastAsia="Calibri" w:hAnsi="Calibri"/>
+                <w:b w:val="false"/>
+                <w:bCs w:val="false"/>
+                <w:color w:val="1F2937"/>
+                <w:sz w:val="20"/>
+                <w:szCs w:val="20"/>
+              </w:rPr>
+              <w:t xml:space="preserve"> — Décret mai 2026 (source secondaire)</w:t>
             </w:r>
           </w:p>
         </w:tc>
@@ -597,17 +662,20 @@
               <w:spacing w:after="40" w:before="40"/>
               <w:jc w:val="left"/>
             </w:pPr>
-            <w:r>
-              <w:rPr>
-                <w:rFonts w:ascii="Calibri" w:cs="Calibri" w:eastAsia="Calibri" w:hAnsi="Calibri"/>
-                <w:b w:val="false"/>
-                <w:bCs w:val="false"/>
-                <w:color w:val="1F2937"/>
-                <w:sz w:val="20"/>
-                <w:szCs w:val="20"/>
-              </w:rPr>
-              <w:t xml:space="preserve">qualineo.io/post/decret-serafin-ph-2026</w:t>
-            </w:r>
+            <w:hyperlink w:history="1" r:id="rIdqual2026">
+              <w:r>
+                <w:rPr>
+                  <w:rFonts w:ascii="Calibri" w:cs="Calibri" w:eastAsia="Calibri" w:hAnsi="Calibri"/>
+                  <w:b w:val="false"/>
+                  <w:bCs w:val="false"/>
+                  <w:sz w:val="20"/>
+                  <w:szCs w:val="20"/>
+                  <w:color w:val="1155CC"/>
+                  <w:u w:val="single"/>
+                </w:rPr>
+                <w:t xml:space="preserve">qualineo.io/post/decret-serafin-ph-2026</w:t>
+              </w:r>
+            </w:hyperlink>
           </w:p>
         </w:tc>
         <w:tc>
@@ -709,17 +777,20 @@
               <w:spacing w:after="40" w:before="40"/>
               <w:jc w:val="left"/>
             </w:pPr>
-            <w:r>
-              <w:rPr>
-                <w:rFonts w:ascii="Calibri" w:cs="Calibri" w:eastAsia="Calibri" w:hAnsi="Calibri"/>
-                <w:b w:val="false"/>
-                <w:bCs w:val="false"/>
-                <w:color w:val="1F2937"/>
-                <w:sz w:val="20"/>
-                <w:szCs w:val="20"/>
-              </w:rPr>
-              <w:t xml:space="preserve">atih.sante.fr/recueil-national-ph-2025</w:t>
-            </w:r>
+            <w:hyperlink w:history="1" r:id="rIdatih252026">
+              <w:r>
+                <w:rPr>
+                  <w:rFonts w:ascii="Calibri" w:cs="Calibri" w:eastAsia="Calibri" w:hAnsi="Calibri"/>
+                  <w:b w:val="false"/>
+                  <w:bCs w:val="false"/>
+                  <w:sz w:val="20"/>
+                  <w:szCs w:val="20"/>
+                  <w:color w:val="1155CC"/>
+                  <w:u w:val="single"/>
+                </w:rPr>
+                <w:t xml:space="preserve">atih.sante.fr/recueil-national-ph-2025</w:t>
+              </w:r>
+            </w:hyperlink>
           </w:p>
         </w:tc>
         <w:tc>
@@ -821,17 +892,20 @@
               <w:spacing w:after="40" w:before="40"/>
               <w:jc w:val="left"/>
             </w:pPr>
-            <w:r>
-              <w:rPr>
-                <w:rFonts w:ascii="Calibri" w:cs="Calibri" w:eastAsia="Calibri" w:hAnsi="Calibri"/>
-                <w:b w:val="false"/>
-                <w:bCs w:val="false"/>
-                <w:color w:val="1F2937"/>
-                <w:sz w:val="20"/>
-                <w:szCs w:val="20"/>
-              </w:rPr>
-              <w:t xml:space="preserve">fhf.fr/expertises/autonomie/handicap/serafin-ph-ouverture-du-recueil-2026</w:t>
-            </w:r>
+            <w:hyperlink w:history="1" r:id="rIdfhf2026">
+              <w:r>
+                <w:rPr>
+                  <w:rFonts w:ascii="Calibri" w:cs="Calibri" w:eastAsia="Calibri" w:hAnsi="Calibri"/>
+                  <w:b w:val="false"/>
+                  <w:bCs w:val="false"/>
+                  <w:sz w:val="20"/>
+                  <w:szCs w:val="20"/>
+                  <w:color w:val="1155CC"/>
+                  <w:u w:val="single"/>
+                </w:rPr>
+                <w:t xml:space="preserve">fhf.fr/expertises/autonomie/handicap/serafin-ph-ouverture-du-recueil-2026</w:t>
+              </w:r>
+            </w:hyperlink>
           </w:p>
         </w:tc>
         <w:tc>
@@ -1513,7 +1587,107 @@
           <w:sz w:val="22"/>
           <w:szCs w:val="22"/>
         </w:rPr>
-        <w:t xml:space="preserve">⚠️ Semaine creuse — aucune publication officielle datée dans la fenêtre de veille n'a été identifiée sur les sources consultées (handicap.gouv.fr, cnsa.fr, atih.sante.fr, fhf.fr).</w:t>
+        <w:t xml:space="preserve">⚠️ Semaine creuse — aucune publication officielle datée dans la fenêtre de veille n'a été identifiée sur les sources consultées (</w:t>
+      </w:r>
+      <w:hyperlink w:history="1" r:id="rIdc142026">
+        <w:r>
+          <w:rPr>
+            <w:rFonts w:ascii="Calibri" w:cs="Calibri" w:eastAsia="Calibri" w:hAnsi="Calibri"/>
+            <w:b/>
+            <w:bCs/>
+            <w:sz w:val="22"/>
+            <w:szCs w:val="22"/>
+            <w:color w:val="1155CC"/>
+            <w:u w:val="single"/>
+          </w:rPr>
+          <w:t xml:space="preserve">handicap.gouv.fr</w:t>
+        </w:r>
+      </w:hyperlink>
+      <w:r>
+        <w:rPr>
+          <w:rFonts w:ascii="Calibri" w:cs="Calibri" w:eastAsia="Calibri" w:hAnsi="Calibri"/>
+          <w:b/>
+          <w:bCs/>
+          <w:color w:val="1F2937"/>
+          <w:sz w:val="22"/>
+          <w:szCs w:val="22"/>
+        </w:rPr>
+        <w:t xml:space="preserve">, </w:t>
+      </w:r>
+      <w:hyperlink w:history="1" r:id="rIdcnsa_page2026">
+        <w:r>
+          <w:rPr>
+            <w:rFonts w:ascii="Calibri" w:cs="Calibri" w:eastAsia="Calibri" w:hAnsi="Calibri"/>
+            <w:b/>
+            <w:bCs/>
+            <w:sz w:val="22"/>
+            <w:szCs w:val="22"/>
+            <w:color w:val="1155CC"/>
+            <w:u w:val="single"/>
+          </w:rPr>
+          <w:t xml:space="preserve">cnsa.fr</w:t>
+        </w:r>
+      </w:hyperlink>
+      <w:r>
+        <w:rPr>
+          <w:rFonts w:ascii="Calibri" w:cs="Calibri" w:eastAsia="Calibri" w:hAnsi="Calibri"/>
+          <w:b/>
+          <w:bCs/>
+          <w:color w:val="1F2937"/>
+          <w:sz w:val="22"/>
+          <w:szCs w:val="22"/>
+        </w:rPr>
+        <w:t xml:space="preserve">, </w:t>
+      </w:r>
+      <w:hyperlink w:history="1" r:id="rIdatih252026">
+        <w:r>
+          <w:rPr>
+            <w:rFonts w:ascii="Calibri" w:cs="Calibri" w:eastAsia="Calibri" w:hAnsi="Calibri"/>
+            <w:b/>
+            <w:bCs/>
+            <w:sz w:val="22"/>
+            <w:szCs w:val="22"/>
+            <w:color w:val="1155CC"/>
+            <w:u w:val="single"/>
+          </w:rPr>
+          <w:t xml:space="preserve">atih.sante.fr</w:t>
+        </w:r>
+      </w:hyperlink>
+      <w:r>
+        <w:rPr>
+          <w:rFonts w:ascii="Calibri" w:cs="Calibri" w:eastAsia="Calibri" w:hAnsi="Calibri"/>
+          <w:b/>
+          <w:bCs/>
+          <w:color w:val="1F2937"/>
+          <w:sz w:val="22"/>
+          <w:szCs w:val="22"/>
+        </w:rPr>
+        <w:t xml:space="preserve">, </w:t>
+      </w:r>
+      <w:hyperlink w:history="1" r:id="rIdfhf2026">
+        <w:r>
+          <w:rPr>
+            <w:rFonts w:ascii="Calibri" w:cs="Calibri" w:eastAsia="Calibri" w:hAnsi="Calibri"/>
+            <w:b/>
+            <w:bCs/>
+            <w:sz w:val="22"/>
+            <w:szCs w:val="22"/>
+            <w:color w:val="1155CC"/>
+            <w:u w:val="single"/>
+          </w:rPr>
+          <w:t xml:space="preserve">fhf.fr</w:t>
+        </w:r>
+      </w:hyperlink>
+      <w:r>
+        <w:rPr>
+          <w:rFonts w:ascii="Calibri" w:cs="Calibri" w:eastAsia="Calibri" w:hAnsi="Calibri"/>
+          <w:b/>
+          <w:bCs/>
+          <w:color w:val="1F2937"/>
+          <w:sz w:val="22"/>
+          <w:szCs w:val="22"/>
+        </w:rPr>
+        <w:t xml:space="preserve">).</w:t>
       </w:r>
     </w:p>
     <w:p>
@@ -1626,113 +1800,24 @@
           <w:sz w:val="22"/>
           <w:szCs w:val="22"/>
         </w:rPr>
-        <w:t xml:space="preserve">Source : handicap.gouv.fr — publication : 27 mars 2026 | Événement : 23 mars 2026</w:t>
-      </w:r>
-    </w:p>
-    <w:p>
-      <w:pPr>
-        <w:spacing w:after="40" w:before="40"/>
-        <w:ind w:left="360"/>
-      </w:pPr>
-      <w:r>
-        <w:rPr>
-          <w:rFonts w:ascii="Calibri" w:cs="Calibri" w:eastAsia="Calibri" w:hAnsi="Calibri"/>
-          <w:color w:val="1F2937"/>
-          <w:sz w:val="22"/>
-          <w:szCs w:val="22"/>
-        </w:rPr>
-        <w:t xml:space="preserve">• Décision confirmée : déploiement opérationnel au 1er janvier 2027 pour les ESMS accompagnant enfants et jeunes adultes handicapés.</w:t>
-      </w:r>
-    </w:p>
-    <w:p>
-      <w:pPr>
-        <w:spacing w:after="40" w:before="40"/>
-        <w:ind w:left="360"/>
-      </w:pPr>
-      <w:r>
-        <w:rPr>
-          <w:rFonts w:ascii="Calibri" w:cs="Calibri" w:eastAsia="Calibri" w:hAnsi="Calibri"/>
-          <w:color w:val="1F2937"/>
-          <w:sz w:val="22"/>
-          <w:szCs w:val="22"/>
-        </w:rPr>
-        <w:t xml:space="preserve">• Lancement du recueil de données fixé au 30 mars 2026.</w:t>
-      </w:r>
-    </w:p>
-    <w:p>
-      <w:pPr>
-        <w:spacing w:after="40" w:before="40"/>
-        <w:ind w:left="360"/>
-      </w:pPr>
-      <w:r>
-        <w:rPr>
-          <w:rFonts w:ascii="Calibri" w:cs="Calibri" w:eastAsia="Calibri" w:hAnsi="Calibri"/>
-          <w:color w:val="1F2937"/>
-          <w:sz w:val="22"/>
-          <w:szCs w:val="22"/>
-        </w:rPr>
-        <w:t xml:space="preserve">• Chaque ESMS concerné recevra des simulations individualisées de l'impact de la réforme sur ses dotations.</w:t>
-      </w:r>
-    </w:p>
-    <w:p>
-      <w:pPr>
-        <w:spacing w:after="40" w:before="40"/>
-        <w:ind w:left="360"/>
-      </w:pPr>
-      <w:r>
-        <w:rPr>
-          <w:rFonts w:ascii="Calibri" w:cs="Calibri" w:eastAsia="Calibri" w:hAnsi="Calibri"/>
-          <w:color w:val="1F2937"/>
-          <w:sz w:val="22"/>
-          <w:szCs w:val="22"/>
-        </w:rPr>
-        <w:t xml:space="preserve">• Mobilisation des ARS prévue jusqu'à l'automne 2026 pour la fiabilisation des données.</w:t>
-      </w:r>
-    </w:p>
-    <w:p>
-      <w:pPr>
-        <w:spacing w:after="40" w:before="40"/>
-        <w:ind w:left="360"/>
-      </w:pPr>
-      <w:r>
-        <w:rPr>
-          <w:rFonts w:ascii="Calibri" w:cs="Calibri" w:eastAsia="Calibri" w:hAnsi="Calibri"/>
-          <w:color w:val="1F2937"/>
-          <w:sz w:val="22"/>
-          <w:szCs w:val="22"/>
-        </w:rPr>
-        <w:t xml:space="preserve">• Accompagnement des structures : webinaires, rencontres régionales, ressources de formation.</w:t>
-      </w:r>
-    </w:p>
-    <w:p>
-      <w:pPr>
-        <w:spacing w:after="0" w:before="80"/>
-      </w:pPr>
-      <w:r>
-        <w:t xml:space="preserve"/>
-      </w:r>
-    </w:p>
-    <w:p>
-      <w:pPr>
-        <w:spacing w:after="80" w:before="240"/>
-      </w:pPr>
-      <w:r>
-        <w:rPr>
-          <w:rFonts w:ascii="Calibri" w:cs="Calibri" w:eastAsia="Calibri" w:hAnsi="Calibri"/>
-          <w:b/>
-          <w:bCs/>
-          <w:color w:val="1B3A6B"/>
-          <w:sz w:val="22"/>
-          <w:szCs w:val="22"/>
-        </w:rPr>
-        <w:t xml:space="preserve">Décret du 13 mai 2026 — transmission des données (source secondaire)</w:t>
-      </w:r>
-    </w:p>
-    <w:p>
-      <w:pPr>
-        <w:spacing w:after="60" w:before="60"/>
-        <w:jc w:val="left"/>
-      </w:pPr>
+        <w:t xml:space="preserve">Source : </w:t>
+      </w:r>
+      <w:hyperlink w:history="1" r:id="rIdc142026">
+        <w:r>
+          <w:rPr>
+            <w:rFonts w:ascii="Calibri" w:cs="Calibri" w:eastAsia="Calibri" w:hAnsi="Calibri"/>
+            <w:b w:val="false"/>
+            <w:bCs w:val="false"/>
+            <w:i/>
+            <w:iCs/>
+            <w:sz w:val="22"/>
+            <w:szCs w:val="22"/>
+            <w:color w:val="1155CC"/>
+            <w:u w:val="single"/>
+          </w:rPr>
+          <w:t xml:space="preserve">handicap.gouv.fr</w:t>
+        </w:r>
+      </w:hyperlink>
       <w:r>
         <w:rPr>
           <w:rFonts w:ascii="Calibri" w:cs="Calibri" w:eastAsia="Calibri" w:hAnsi="Calibri"/>
@@ -1744,7 +1829,7 @@
           <w:sz w:val="22"/>
           <w:szCs w:val="22"/>
         </w:rPr>
-        <w:t xml:space="preserve">Source secondaire : qualineo.io (pub. 19 mai 2026) — décret publié au Journal officiel le 16 mai 2026 | Décret non consulté directement sur Légifrance.</w:t>
+        <w:t xml:space="preserve"> — publication : 27 mars 2026 | Événement : 23 mars 2026</w:t>
       </w:r>
     </w:p>
     <w:p>
@@ -1759,7 +1844,7 @@
           <w:sz w:val="22"/>
           <w:szCs w:val="22"/>
         </w:rPr>
-        <w:t xml:space="preserve">• Décret du 13 mai 2026 pris en application de l'article 90 de la LFSS 2026.</w:t>
+        <w:t xml:space="preserve">• Décision confirmée : déploiement opérationnel au 1er janvier 2027 pour les ESMS accompagnant enfants et jeunes adultes handicapés.</w:t>
       </w:r>
     </w:p>
     <w:p>
@@ -1774,7 +1859,7 @@
           <w:sz w:val="22"/>
           <w:szCs w:val="22"/>
         </w:rPr>
-        <w:t xml:space="preserve">• Encadre la transmission des données nécessaires au calcul des futures dotations globales de financement.</w:t>
+        <w:t xml:space="preserve">• Lancement du recueil de données fixé au 30 mars 2026.</w:t>
       </w:r>
     </w:p>
     <w:p>
@@ -1789,7 +1874,7 @@
           <w:sz w:val="22"/>
           <w:szCs w:val="22"/>
         </w:rPr>
-        <w:t xml:space="preserve">• Établissements concernés : ESMS accompagnant mineurs et jeunes adultes handicapés sur orientation CDAPH.</w:t>
+        <w:t xml:space="preserve">• Chaque ESMS concerné recevra des simulations individualisées de l'impact de la réforme sur ses dotations.</w:t>
       </w:r>
     </w:p>
     <w:p>
@@ -1804,7 +1889,7 @@
           <w:sz w:val="22"/>
           <w:szCs w:val="22"/>
         </w:rPr>
-        <w:t xml:space="preserve">• Catégories de données : identification de la structure, données d'activité (files actives, ETP, situations complexes), informations qualité et coordination.</w:t>
+        <w:t xml:space="preserve">• Mobilisation des ARS prévue jusqu'à l'automne 2026 pour la fiabilisation des données.</w:t>
       </w:r>
     </w:p>
     <w:p>
@@ -1819,22 +1904,7 @@
           <w:sz w:val="22"/>
           <w:szCs w:val="22"/>
         </w:rPr>
-        <w:t xml:space="preserve">• Conservation des données : 10 ans maximum.</w:t>
-      </w:r>
-    </w:p>
-    <w:p>
-      <w:pPr>
-        <w:spacing w:after="40" w:before="40"/>
-        <w:ind w:left="360"/>
-      </w:pPr>
-      <w:r>
-        <w:rPr>
-          <w:rFonts w:ascii="Calibri" w:cs="Calibri" w:eastAsia="Calibri" w:hAnsi="Calibri"/>
-          <w:color w:val="1F2937"/>
-          <w:sz w:val="22"/>
-          <w:szCs w:val="22"/>
-        </w:rPr>
-        <w:t xml:space="preserve">• RGPD : droit d'opposition non applicable dans ce cadre réglementaire ; droits d'accès, rectification et limitation applicables.</w:t>
+        <w:t xml:space="preserve">• Accompagnement des structures : webinaires, rencontres régionales, ressources de formation.</w:t>
       </w:r>
     </w:p>
     <w:p>
@@ -1858,7 +1928,7 @@
           <w:sz w:val="22"/>
           <w:szCs w:val="22"/>
         </w:rPr>
-        <w:t xml:space="preserve">Recueil PH 2026 — calendrier et état d'avancement</w:t>
+        <w:t xml:space="preserve">Décret du 13 mai 2026 — transmission des données (source secondaire)</w:t>
       </w:r>
     </w:p>
     <w:p>
@@ -1877,7 +1947,198 @@
           <w:sz w:val="22"/>
           <w:szCs w:val="22"/>
         </w:rPr>
-        <w:t xml:space="preserve">Source : cnsa.fr (publication : 17 décembre 2025)</w:t>
+        <w:t xml:space="preserve">Source secondaire : </w:t>
+      </w:r>
+      <w:hyperlink w:history="1" r:id="rIdqual2026">
+        <w:r>
+          <w:rPr>
+            <w:rFonts w:ascii="Calibri" w:cs="Calibri" w:eastAsia="Calibri" w:hAnsi="Calibri"/>
+            <w:b w:val="false"/>
+            <w:bCs w:val="false"/>
+            <w:i/>
+            <w:iCs/>
+            <w:sz w:val="22"/>
+            <w:szCs w:val="22"/>
+            <w:color w:val="1155CC"/>
+            <w:u w:val="single"/>
+          </w:rPr>
+          <w:t xml:space="preserve">qualineo.io</w:t>
+        </w:r>
+      </w:hyperlink>
+      <w:r>
+        <w:rPr>
+          <w:rFonts w:ascii="Calibri" w:cs="Calibri" w:eastAsia="Calibri" w:hAnsi="Calibri"/>
+          <w:b w:val="false"/>
+          <w:bCs w:val="false"/>
+          <w:i/>
+          <w:iCs/>
+          <w:color w:val="1F2937"/>
+          <w:sz w:val="22"/>
+          <w:szCs w:val="22"/>
+        </w:rPr>
+        <w:t xml:space="preserve"> (pub. 19 mai 2026) — décret publié au Journal officiel le 16 mai 2026 | Décret non consulté directement sur Légifrance.</w:t>
+      </w:r>
+    </w:p>
+    <w:p>
+      <w:pPr>
+        <w:spacing w:after="40" w:before="40"/>
+        <w:ind w:left="360"/>
+      </w:pPr>
+      <w:r>
+        <w:rPr>
+          <w:rFonts w:ascii="Calibri" w:cs="Calibri" w:eastAsia="Calibri" w:hAnsi="Calibri"/>
+          <w:color w:val="1F2937"/>
+          <w:sz w:val="22"/>
+          <w:szCs w:val="22"/>
+        </w:rPr>
+        <w:t xml:space="preserve">• Décret du 13 mai 2026 pris en application de l'article 90 de la LFSS 2026.</w:t>
+      </w:r>
+    </w:p>
+    <w:p>
+      <w:pPr>
+        <w:spacing w:after="40" w:before="40"/>
+        <w:ind w:left="360"/>
+      </w:pPr>
+      <w:r>
+        <w:rPr>
+          <w:rFonts w:ascii="Calibri" w:cs="Calibri" w:eastAsia="Calibri" w:hAnsi="Calibri"/>
+          <w:color w:val="1F2937"/>
+          <w:sz w:val="22"/>
+          <w:szCs w:val="22"/>
+        </w:rPr>
+        <w:t xml:space="preserve">• Encadre la transmission des données nécessaires au calcul des futures dotations globales de financement.</w:t>
+      </w:r>
+    </w:p>
+    <w:p>
+      <w:pPr>
+        <w:spacing w:after="40" w:before="40"/>
+        <w:ind w:left="360"/>
+      </w:pPr>
+      <w:r>
+        <w:rPr>
+          <w:rFonts w:ascii="Calibri" w:cs="Calibri" w:eastAsia="Calibri" w:hAnsi="Calibri"/>
+          <w:color w:val="1F2937"/>
+          <w:sz w:val="22"/>
+          <w:szCs w:val="22"/>
+        </w:rPr>
+        <w:t xml:space="preserve">• Établissements concernés : ESMS accompagnant mineurs et jeunes adultes handicapés sur orientation CDAPH.</w:t>
+      </w:r>
+    </w:p>
+    <w:p>
+      <w:pPr>
+        <w:spacing w:after="40" w:before="40"/>
+        <w:ind w:left="360"/>
+      </w:pPr>
+      <w:r>
+        <w:rPr>
+          <w:rFonts w:ascii="Calibri" w:cs="Calibri" w:eastAsia="Calibri" w:hAnsi="Calibri"/>
+          <w:color w:val="1F2937"/>
+          <w:sz w:val="22"/>
+          <w:szCs w:val="22"/>
+        </w:rPr>
+        <w:t xml:space="preserve">• Catégories de données : identification de la structure, données d'activité (files actives, ETP, situations complexes), informations qualité et coordination.</w:t>
+      </w:r>
+    </w:p>
+    <w:p>
+      <w:pPr>
+        <w:spacing w:after="40" w:before="40"/>
+        <w:ind w:left="360"/>
+      </w:pPr>
+      <w:r>
+        <w:rPr>
+          <w:rFonts w:ascii="Calibri" w:cs="Calibri" w:eastAsia="Calibri" w:hAnsi="Calibri"/>
+          <w:color w:val="1F2937"/>
+          <w:sz w:val="22"/>
+          <w:szCs w:val="22"/>
+        </w:rPr>
+        <w:t xml:space="preserve">• Conservation des données : 10 ans maximum.</w:t>
+      </w:r>
+    </w:p>
+    <w:p>
+      <w:pPr>
+        <w:spacing w:after="40" w:before="40"/>
+        <w:ind w:left="360"/>
+      </w:pPr>
+      <w:r>
+        <w:rPr>
+          <w:rFonts w:ascii="Calibri" w:cs="Calibri" w:eastAsia="Calibri" w:hAnsi="Calibri"/>
+          <w:color w:val="1F2937"/>
+          <w:sz w:val="22"/>
+          <w:szCs w:val="22"/>
+        </w:rPr>
+        <w:t xml:space="preserve">• RGPD : droit d'opposition non applicable dans ce cadre réglementaire ; droits d'accès, rectification et limitation applicables.</w:t>
+      </w:r>
+    </w:p>
+    <w:p>
+      <w:pPr>
+        <w:spacing w:after="0" w:before="80"/>
+      </w:pPr>
+      <w:r>
+        <w:t xml:space="preserve"/>
+      </w:r>
+    </w:p>
+    <w:p>
+      <w:pPr>
+        <w:spacing w:after="80" w:before="240"/>
+      </w:pPr>
+      <w:r>
+        <w:rPr>
+          <w:rFonts w:ascii="Calibri" w:cs="Calibri" w:eastAsia="Calibri" w:hAnsi="Calibri"/>
+          <w:b/>
+          <w:bCs/>
+          <w:color w:val="1B3A6B"/>
+          <w:sz w:val="22"/>
+          <w:szCs w:val="22"/>
+        </w:rPr>
+        <w:t xml:space="preserve">Recueil PH 2026 — calendrier et état d'avancement</w:t>
+      </w:r>
+    </w:p>
+    <w:p>
+      <w:pPr>
+        <w:spacing w:after="60" w:before="60"/>
+        <w:jc w:val="left"/>
+      </w:pPr>
+      <w:r>
+        <w:rPr>
+          <w:rFonts w:ascii="Calibri" w:cs="Calibri" w:eastAsia="Calibri" w:hAnsi="Calibri"/>
+          <w:b w:val="false"/>
+          <w:bCs w:val="false"/>
+          <w:i/>
+          <w:iCs/>
+          <w:color w:val="1F2937"/>
+          <w:sz w:val="22"/>
+          <w:szCs w:val="22"/>
+        </w:rPr>
+        <w:t xml:space="preserve">Source : </w:t>
+      </w:r>
+      <w:hyperlink w:history="1" r:id="rIdcnsa_page2026">
+        <w:r>
+          <w:rPr>
+            <w:rFonts w:ascii="Calibri" w:cs="Calibri" w:eastAsia="Calibri" w:hAnsi="Calibri"/>
+            <w:b w:val="false"/>
+            <w:bCs w:val="false"/>
+            <w:i/>
+            <w:iCs/>
+            <w:sz w:val="22"/>
+            <w:szCs w:val="22"/>
+            <w:color w:val="1155CC"/>
+            <w:u w:val="single"/>
+          </w:rPr>
+          <w:t xml:space="preserve">cnsa.fr</w:t>
+        </w:r>
+      </w:hyperlink>
+      <w:r>
+        <w:rPr>
+          <w:rFonts w:ascii="Calibri" w:cs="Calibri" w:eastAsia="Calibri" w:hAnsi="Calibri"/>
+          <w:b w:val="false"/>
+          <w:bCs w:val="false"/>
+          <w:i/>
+          <w:iCs/>
+          <w:color w:val="1F2937"/>
+          <w:sz w:val="22"/>
+          <w:szCs w:val="22"/>
+        </w:rPr>
+        <w:t xml:space="preserve"> (publication : 17 décembre 2025)</w:t>
       </w:r>
     </w:p>
     <w:tbl>
@@ -3111,7 +3372,57 @@
                 <w:sz w:val="20"/>
                 <w:szCs w:val="20"/>
               </w:rPr>
-              <w:t xml:space="preserve">Consulter directement atih.sante.fr/champ-d-activite/personnes-handicapees ou utiliser le portail cnsa.fr pour accéder aux documents techniques.</w:t>
+              <w:t xml:space="preserve">Consulter directement </w:t>
+            </w:r>
+            <w:hyperlink w:history="1" r:id="rIdatih_champ2026">
+              <w:r>
+                <w:rPr>
+                  <w:rFonts w:ascii="Calibri" w:cs="Calibri" w:eastAsia="Calibri" w:hAnsi="Calibri"/>
+                  <w:b w:val="false"/>
+                  <w:bCs w:val="false"/>
+                  <w:sz w:val="20"/>
+                  <w:szCs w:val="20"/>
+                  <w:color w:val="1155CC"/>
+                  <w:u w:val="single"/>
+                </w:rPr>
+                <w:t xml:space="preserve">atih.sante.fr/champ-d-activite/personnes-handicapees</w:t>
+              </w:r>
+            </w:hyperlink>
+            <w:r>
+              <w:rPr>
+                <w:rFonts w:ascii="Calibri" w:cs="Calibri" w:eastAsia="Calibri" w:hAnsi="Calibri"/>
+                <w:b w:val="false"/>
+                <w:bCs w:val="false"/>
+                <w:color w:val="1F2937"/>
+                <w:sz w:val="20"/>
+                <w:szCs w:val="20"/>
+              </w:rPr>
+              <w:t xml:space="preserve"> ou utiliser le portail </w:t>
+            </w:r>
+            <w:hyperlink w:history="1" r:id="rIdcnsa_page2026">
+              <w:r>
+                <w:rPr>
+                  <w:rFonts w:ascii="Calibri" w:cs="Calibri" w:eastAsia="Calibri" w:hAnsi="Calibri"/>
+                  <w:b w:val="false"/>
+                  <w:bCs w:val="false"/>
+                  <w:sz w:val="20"/>
+                  <w:szCs w:val="20"/>
+                  <w:color w:val="1155CC"/>
+                  <w:u w:val="single"/>
+                </w:rPr>
+                <w:t xml:space="preserve">cnsa.fr</w:t>
+              </w:r>
+            </w:hyperlink>
+            <w:r>
+              <w:rPr>
+                <w:rFonts w:ascii="Calibri" w:cs="Calibri" w:eastAsia="Calibri" w:hAnsi="Calibri"/>
+                <w:b w:val="false"/>
+                <w:bCs w:val="false"/>
+                <w:color w:val="1F2937"/>
+                <w:sz w:val="20"/>
+                <w:szCs w:val="20"/>
+              </w:rPr>
+              <w:t xml:space="preserve"> pour accéder aux documents techniques.</w:t>
             </w:r>
           </w:p>
         </w:tc>
@@ -3823,7 +4134,28 @@
           <w:sz w:val="22"/>
           <w:szCs w:val="22"/>
         </w:rPr>
-        <w:t xml:space="preserve">• Décompte sources ✅ : 4 sources consultées sur 6 tentées (qualineo.io = source secondaire, signalée comme telle ; Légifrance non atteint pour le décret).</w:t>
+        <w:t xml:space="preserve">• Décompte sources ✅ : 4 sources consultées sur 6 tentées (</w:t>
+      </w:r>
+      <w:hyperlink w:history="1" r:id="rIdqual2026">
+        <w:r>
+          <w:rPr>
+            <w:rFonts w:ascii="Calibri" w:cs="Calibri" w:eastAsia="Calibri" w:hAnsi="Calibri"/>
+            <w:sz w:val="22"/>
+            <w:szCs w:val="22"/>
+            <w:color w:val="1155CC"/>
+            <w:u w:val="single"/>
+          </w:rPr>
+          <w:t xml:space="preserve">qualineo.io</w:t>
+        </w:r>
+      </w:hyperlink>
+      <w:r>
+        <w:rPr>
+          <w:rFonts w:ascii="Calibri" w:cs="Calibri" w:eastAsia="Calibri" w:hAnsi="Calibri"/>
+          <w:color w:val="1F2937"/>
+          <w:sz w:val="22"/>
+          <w:szCs w:val="22"/>
+        </w:rPr>
+        <w:t xml:space="preserve"> = source secondaire, signalée comme telle ; Légifrance non atteint pour le décret).</w:t>
       </w:r>
     </w:p>
     <w:p>
@@ -3867,6 +4199,50 @@
           <w:szCs w:val="18"/>
         </w:rPr>
         <w:t xml:space="preserve">Produit le 2 septembre 2026 | Fenêtre : 26 août 2026 – 2 septembre 2026 | Sources : 4/6 accessibles (ATIH ⛔ 403, FHF ⛔ timeout) | Semaine creuse — aucune actualité dans la fenêtre</w:t>
+      </w:r>
+    </w:p>
+    <w:p>
+      <w:pPr>
+        <w:spacing w:after="120" w:before="320"/>
+      </w:pPr>
+      <w:r>
+        <w:rPr>
+          <w:rFonts w:ascii="Calibri" w:cs="Calibri" w:eastAsia="Calibri" w:hAnsi="Calibri"/>
+          <w:b/>
+          <w:bCs/>
+          <w:color w:val="1B3A6B"/>
+          <w:sz w:val="28"/>
+          <w:szCs w:val="28"/>
+        </w:rPr>
+        <w:t xml:space="preserve">📝 Journal des corrections — 12 septembre 2026</w:t>
+      </w:r>
+    </w:p>
+    <w:p>
+      <w:pPr>
+        <w:spacing w:after="80"/>
+      </w:pPr>
+      <w:r>
+        <w:rPr>
+          <w:rFonts w:ascii="Calibri" w:cs="Calibri" w:eastAsia="Calibri" w:hAnsi="Calibri"/>
+          <w:color w:val="1F2937"/>
+          <w:sz w:val="22"/>
+          <w:szCs w:val="22"/>
+        </w:rPr>
+        <w:t xml:space="preserve">Note produite le 02/09/2026, relue le 12/09/2026 au cours d'un contrôle d'attribution des 221 documents du dépôt (règle ⑭ : une page ou un site nommé comme source doit être lié). Contenu inchangé.</w:t>
+      </w:r>
+    </w:p>
+    <w:p>
+      <w:pPr>
+        <w:spacing w:after="80"/>
+      </w:pPr>
+      <w:r>
+        <w:rPr>
+          <w:rFonts w:ascii="Calibri" w:cs="Calibri" w:eastAsia="Calibri" w:hAnsi="Calibri"/>
+          <w:color w:val="1F2937"/>
+          <w:sz w:val="22"/>
+          <w:szCs w:val="22"/>
+        </w:rPr>
+        <w:t xml:space="preserve">Chemins et sites nommés sans lien cliquable, chacun lié le 12/09/2026 à la page qu'il désigne, testée à 200 dans un navigateur (Légifrance : 403 pour l'agent du job, lisible dans un navigateur) : handicap.gouv.fr/reforme-tarifaire-des-esms-serafin-ph-14e-reunion-du-comite-strategique → handicap.gouv.fr/reforme-tarifaire-des-esms-serafin-ph-14e-reunion-du-… (1) ; cnsa.fr/actualites/serafin-ph-preparation-du-recueil-dinformations-ph-2026 → www.cnsa.fr/actualites/serafin-ph-preparation-du-recueil-dinformations… (1) ; cnsa.fr/budget-et-financement/serafin-PH → www.cnsa.fr/budget-et-financement/serafin-PH (1) ; qualineo.io/post/decret-serafin-ph-2026 → www.qualineo.io/post/decret-serafin-ph-2026 (1) ; atih.sante.fr/recueil-national-ph-2025 → www.atih.sante.fr/recueil-national-ph-2025 (1) ; fhf.fr/expertises/autonomie/handicap/serafin-ph-ouverture-du-recueil-2026 → www.fhf.fr/expertises/autonomie/handicap/serafin-ph-ouverture-du-recue… (1) ; atih.sante.fr/champ-d-activite/personnes-handicapees → www.atih.sante.fr/champ-d-activite/personnes-handicapees (1) ; handicap.gouv.fr → handicap.gouv.fr/reforme-tarifaire-des-esms-serafin-ph-14e-reunion-du-… (3) ; cnsa.fr → www.cnsa.fr/budget-et-financement/serafin-PH (5) ; atih.sante.fr → www.atih.sante.fr/recueil-national-ph-2025 (1) ; fhf.fr → www.fhf.fr/expertises/autonomie/handicap/serafin-ph-ouverture-du-recue… (1) ; qualineo.io → www.qualineo.io/post/decret-serafin-ph-2026 (3).</w:t>
       </w:r>
     </w:p>
     <w:sectPr>
